--- a/eso1/docs/ESO1_SOP620_Adjustment_Buckets_Reference.docx
+++ b/eso1/docs/ESO1_SOP620_Adjustment_Buckets_Reference.docx
@@ -62,7 +62,7 @@
         <w:pStyle w:val="ListBullet"/>
       </w:pPr>
       <w:r>
-        <w:t>Requires a one-time fact rebuild (MANUAL_OVERWRITE = True); no twin/generator change (column names and $ formats are unchanged).</w:t>
+        <w:t>Requires a one-time fact rebuild (MANUAL_OVERWRITE = True) for the adj_* VALUES. The 6 named bucket measures (2.1) were added to the generator + twin and need only a twin redeploy - no rebuild. Column names and $ formats are unchanged.</w:t>
       </w:r>
     </w:p>
     <w:p>
@@ -407,6 +407,343 @@
         <w:t>Equivalent report/SQL form for each bucket:  SUM(CASE WHEN &lt;NEW predicate&gt; THEN F4211.SDAEXP END).</w:t>
       </w:r>
     </w:p>
+    <w:p>
+      <w:r>
+        <w:rPr>
+          <w:b/>
+          <w:sz w:val="26"/>
+        </w:rPr>
+        <w:t>2.1  Named measures (generator + twin)</w:t>
+      </w:r>
+    </w:p>
+    <w:p>
+      <w:r>
+        <w:t>Six named measures wrap the adj_* columns so the report binds clean fields (folder "SOP620 Adjustments"). These were added to the generator + runtime + twin; they need only a twin redeploy/refresh, not a fact rebuild. The underlying columns still work directly - either is valid in a visual.</w:t>
+      </w:r>
+    </w:p>
+    <w:tbl>
+      <w:tblPr>
+        <w:tblStyle w:val="LightGrid-Accent1"/>
+        <w:tblW w:type="auto" w:w="0"/>
+        <w:tblLook w:firstColumn="1" w:firstRow="1" w:lastColumn="0" w:lastRow="0" w:noHBand="0" w:noVBand="1" w:val="04A0"/>
+      </w:tblPr>
+      <w:tblGrid>
+        <w:gridCol w:w="2160"/>
+        <w:gridCol w:w="2160"/>
+        <w:gridCol w:w="2160"/>
+        <w:gridCol w:w="2160"/>
+      </w:tblGrid>
+      <w:tr>
+        <w:tc>
+          <w:tcPr>
+            <w:tcW w:type="dxa" w:w="2160"/>
+          </w:tcPr>
+          <w:p>
+            <w:r/>
+            <w:r>
+              <w:rPr>
+                <w:b/>
+              </w:rPr>
+              <w:t>Measure</w:t>
+            </w:r>
+          </w:p>
+        </w:tc>
+        <w:tc>
+          <w:tcPr>
+            <w:tcW w:type="dxa" w:w="2160"/>
+          </w:tcPr>
+          <w:p>
+            <w:r/>
+            <w:r>
+              <w:rPr>
+                <w:b/>
+              </w:rPr>
+              <w:t>DAX</w:t>
+            </w:r>
+          </w:p>
+        </w:tc>
+        <w:tc>
+          <w:tcPr>
+            <w:tcW w:type="dxa" w:w="2160"/>
+          </w:tcPr>
+          <w:p>
+            <w:r/>
+            <w:r>
+              <w:rPr>
+                <w:b/>
+              </w:rPr>
+              <w:t>Format</w:t>
+            </w:r>
+          </w:p>
+        </w:tc>
+        <w:tc>
+          <w:tcPr>
+            <w:tcW w:type="dxa" w:w="2160"/>
+          </w:tcPr>
+          <w:p>
+            <w:r/>
+            <w:r>
+              <w:rPr>
+                <w:b/>
+              </w:rPr>
+              <w:t>Display folder</w:t>
+            </w:r>
+          </w:p>
+        </w:tc>
+      </w:tr>
+      <w:tr>
+        <w:tc>
+          <w:tcPr>
+            <w:tcW w:type="dxa" w:w="2160"/>
+          </w:tcPr>
+          <w:p>
+            <w:r>
+              <w:t>Non Product</w:t>
+            </w:r>
+          </w:p>
+        </w:tc>
+        <w:tc>
+          <w:tcPr>
+            <w:tcW w:type="dxa" w:w="2160"/>
+          </w:tcPr>
+          <w:p>
+            <w:r>
+              <w:t>SUM('fact_sales_order_freight'[adj_non_product])</w:t>
+            </w:r>
+          </w:p>
+        </w:tc>
+        <w:tc>
+          <w:tcPr>
+            <w:tcW w:type="dxa" w:w="2160"/>
+          </w:tcPr>
+          <w:p>
+            <w:r>
+              <w:t>$#,0.00</w:t>
+            </w:r>
+          </w:p>
+        </w:tc>
+        <w:tc>
+          <w:tcPr>
+            <w:tcW w:type="dxa" w:w="2160"/>
+          </w:tcPr>
+          <w:p>
+            <w:r>
+              <w:t>SOP620 Adjustments</w:t>
+            </w:r>
+          </w:p>
+        </w:tc>
+      </w:tr>
+      <w:tr>
+        <w:tc>
+          <w:tcPr>
+            <w:tcW w:type="dxa" w:w="2160"/>
+          </w:tcPr>
+          <w:p>
+            <w:r>
+              <w:t>AL Severance Tax</w:t>
+            </w:r>
+          </w:p>
+        </w:tc>
+        <w:tc>
+          <w:tcPr>
+            <w:tcW w:type="dxa" w:w="2160"/>
+          </w:tcPr>
+          <w:p>
+            <w:r>
+              <w:t>SUM('fact_sales_order_freight'[adj_al_severance_tax])</w:t>
+            </w:r>
+          </w:p>
+        </w:tc>
+        <w:tc>
+          <w:tcPr>
+            <w:tcW w:type="dxa" w:w="2160"/>
+          </w:tcPr>
+          <w:p>
+            <w:r>
+              <w:t>$#,0.00</w:t>
+            </w:r>
+          </w:p>
+        </w:tc>
+        <w:tc>
+          <w:tcPr>
+            <w:tcW w:type="dxa" w:w="2160"/>
+          </w:tcPr>
+          <w:p>
+            <w:r>
+              <w:t>SOP620 Adjustments</w:t>
+            </w:r>
+          </w:p>
+        </w:tc>
+      </w:tr>
+      <w:tr>
+        <w:tc>
+          <w:tcPr>
+            <w:tcW w:type="dxa" w:w="2160"/>
+          </w:tcPr>
+          <w:p>
+            <w:r>
+              <w:t>Misc Billing</w:t>
+            </w:r>
+          </w:p>
+        </w:tc>
+        <w:tc>
+          <w:tcPr>
+            <w:tcW w:type="dxa" w:w="2160"/>
+          </w:tcPr>
+          <w:p>
+            <w:r>
+              <w:t>SUM('fact_sales_order_freight'[adj_misc_billing])</w:t>
+            </w:r>
+          </w:p>
+        </w:tc>
+        <w:tc>
+          <w:tcPr>
+            <w:tcW w:type="dxa" w:w="2160"/>
+          </w:tcPr>
+          <w:p>
+            <w:r>
+              <w:t>$#,0.00</w:t>
+            </w:r>
+          </w:p>
+        </w:tc>
+        <w:tc>
+          <w:tcPr>
+            <w:tcW w:type="dxa" w:w="2160"/>
+          </w:tcPr>
+          <w:p>
+            <w:r>
+              <w:t>SOP620 Adjustments</w:t>
+            </w:r>
+          </w:p>
+        </w:tc>
+      </w:tr>
+      <w:tr>
+        <w:tc>
+          <w:tcPr>
+            <w:tcW w:type="dxa" w:w="2160"/>
+          </w:tcPr>
+          <w:p>
+            <w:r>
+              <w:t>Freight</w:t>
+            </w:r>
+          </w:p>
+        </w:tc>
+        <w:tc>
+          <w:tcPr>
+            <w:tcW w:type="dxa" w:w="2160"/>
+          </w:tcPr>
+          <w:p>
+            <w:r>
+              <w:t>SUM('fact_sales_order_freight'[adj_freight])</w:t>
+            </w:r>
+          </w:p>
+        </w:tc>
+        <w:tc>
+          <w:tcPr>
+            <w:tcW w:type="dxa" w:w="2160"/>
+          </w:tcPr>
+          <w:p>
+            <w:r>
+              <w:t>$#,0.00</w:t>
+            </w:r>
+          </w:p>
+        </w:tc>
+        <w:tc>
+          <w:tcPr>
+            <w:tcW w:type="dxa" w:w="2160"/>
+          </w:tcPr>
+          <w:p>
+            <w:r>
+              <w:t>SOP620 Adjustments</w:t>
+            </w:r>
+          </w:p>
+        </w:tc>
+      </w:tr>
+      <w:tr>
+        <w:tc>
+          <w:tcPr>
+            <w:tcW w:type="dxa" w:w="2160"/>
+          </w:tcPr>
+          <w:p>
+            <w:r>
+              <w:t>Car Charges</w:t>
+            </w:r>
+          </w:p>
+        </w:tc>
+        <w:tc>
+          <w:tcPr>
+            <w:tcW w:type="dxa" w:w="2160"/>
+          </w:tcPr>
+          <w:p>
+            <w:r>
+              <w:t>SUM('fact_sales_order_freight'[adj_car_charges])</w:t>
+            </w:r>
+          </w:p>
+        </w:tc>
+        <w:tc>
+          <w:tcPr>
+            <w:tcW w:type="dxa" w:w="2160"/>
+          </w:tcPr>
+          <w:p>
+            <w:r>
+              <w:t>$#,0.00</w:t>
+            </w:r>
+          </w:p>
+        </w:tc>
+        <w:tc>
+          <w:tcPr>
+            <w:tcW w:type="dxa" w:w="2160"/>
+          </w:tcPr>
+          <w:p>
+            <w:r>
+              <w:t>SOP620 Adjustments</w:t>
+            </w:r>
+          </w:p>
+        </w:tc>
+      </w:tr>
+      <w:tr>
+        <w:tc>
+          <w:tcPr>
+            <w:tcW w:type="dxa" w:w="2160"/>
+          </w:tcPr>
+          <w:p>
+            <w:r>
+              <w:t>Freight Hide</w:t>
+            </w:r>
+          </w:p>
+        </w:tc>
+        <w:tc>
+          <w:tcPr>
+            <w:tcW w:type="dxa" w:w="2160"/>
+          </w:tcPr>
+          <w:p>
+            <w:r>
+              <w:t>SUM('fact_sales_order_freight'[adj_freight_hide])</w:t>
+            </w:r>
+          </w:p>
+        </w:tc>
+        <w:tc>
+          <w:tcPr>
+            <w:tcW w:type="dxa" w:w="2160"/>
+          </w:tcPr>
+          <w:p>
+            <w:r>
+              <w:t>$#,0.00</w:t>
+            </w:r>
+          </w:p>
+        </w:tc>
+        <w:tc>
+          <w:tcPr>
+            <w:tcW w:type="dxa" w:w="2160"/>
+          </w:tcPr>
+          <w:p>
+            <w:r>
+              <w:t>SOP620 Adjustments</w:t>
+            </w:r>
+          </w:p>
+        </w:tc>
+      </w:tr>
+    </w:tbl>
     <w:p>
       <w:r>
         <w:rPr>

--- a/eso1/docs/ESO1_SOP620_Adjustment_Buckets_Reference.docx
+++ b/eso1/docs/ESO1_SOP620_Adjustment_Buckets_Reference.docx
@@ -3,148 +3,308 @@
 <w:document xmlns:wpc="http://schemas.microsoft.com/office/word/2010/wordprocessingCanvas" xmlns:mo="http://schemas.microsoft.com/office/mac/office/2008/main" xmlns:mc="http://schemas.openxmlformats.org/markup-compatibility/2006" xmlns:mv="urn:schemas-microsoft-com:mac:vml" xmlns:o="urn:schemas-microsoft-com:office:office" xmlns:r="http://schemas.openxmlformats.org/officeDocument/2006/relationships" xmlns:m="http://schemas.openxmlformats.org/officeDocument/2006/math" xmlns:v="urn:schemas-microsoft-com:vml" xmlns:wp14="http://schemas.microsoft.com/office/word/2010/wordprocessingDrawing" xmlns:wp="http://schemas.openxmlformats.org/drawingml/2006/wordprocessingDrawing" xmlns:w10="urn:schemas-microsoft-com:office:word" xmlns:w="http://schemas.openxmlformats.org/wordprocessingml/2006/main" xmlns:w14="http://schemas.microsoft.com/office/word/2010/wordml" xmlns:wpg="http://schemas.microsoft.com/office/word/2010/wordprocessingGroup" xmlns:wpi="http://schemas.microsoft.com/office/word/2010/wordprocessingInk" xmlns:wne="http://schemas.microsoft.com/office/word/2006/wordml" xmlns:wps="http://schemas.microsoft.com/office/word/2010/wordprocessingShape" mc:Ignorable="w14 wp14">
   <w:body>
     <w:p>
+      <w:pPr>
+        <w:pStyle w:val="Title"/>
+      </w:pPr>
       <w:r>
-        <w:rPr>
-          <w:b/>
-          <w:sz w:val="32"/>
-        </w:rPr>
-        <w:t>SOP000x - Sales Orders at Next Status 620</w:t>
+        <w:t>ESO1 — SOP620 Adjustment Buckets Reference</w:t>
       </w:r>
     </w:p>
     <w:p>
       <w:r>
         <w:rPr>
           <w:i/>
+          <w:color w:val="555555"/>
+          <w:sz w:val="18"/>
         </w:rPr>
-        <w:t>F4074 Adjustment-Bucket Reference  |  fact_sales_order_freight</w:t>
+        <w:t>Fact: lh_jde_gold.rpt.fact_sales_order_freight  •  Source: SOP000x - Sales Orders at Next Status 620 - updated.sql  •  Updated 2026-08-10</w:t>
+      </w:r>
+    </w:p>
+    <w:p>
+      <w:pPr>
+        <w:pStyle w:val="Heading1"/>
+      </w:pPr>
+      <w:r>
+        <w:t>1. Overview</w:t>
       </w:r>
     </w:p>
     <w:p>
       <w:r>
         <w:rPr>
-          <w:i/>
+          <w:b w:val="0"/>
+          <w:i w:val="0"/>
         </w:rPr>
-        <w:t>Model: billable_payable_freight   |   Grain: sales order line   |   Prepared 2026-08-09</w:t>
+        <w:t>The SOP620 report (Sales Orders at Next Status 620) presents each sales-order line with six price-adjustment buckets plus Total Tons, Product Price, and Price Per Ton. This reference documents how the six buckets are computed on the freight fact, matching the updated Hubble SQL.</w:t>
       </w:r>
     </w:p>
     <w:p>
       <w:r>
         <w:rPr>
-          <w:b/>
-          <w:sz w:val="28"/>
+          <w:b w:val="0"/>
+          <w:i/>
         </w:rPr>
-        <w:t>1.  Summary</w:t>
-      </w:r>
-    </w:p>
-    <w:p>
-      <w:r>
-        <w:t>The updated SOP620 SQL redefines the six adjustment-bucket dollar columns. Each bucket now sums the sales-order LINE extended price (SDAEXP) categorized by the F4074 price-adjustment PRINT code (ALAPRP1), with ALAST fallbacks for Misc Billing and Freight Hide. This replaces the old definition, which summed the F4074 adjustment unit price (ALUPRC) by raw ALAST code groups and multiplied by shipped tons.</w:t>
-      </w:r>
-    </w:p>
-    <w:p>
-      <w:pPr>
-        <w:pStyle w:val="ListBullet"/>
-      </w:pPr>
-      <w:r>
-        <w:t>New fact column: price_adjustment_print_code (ALAPRP1) - the print/reason code, taken from the picked F4074 row.</w:t>
-      </w:r>
-    </w:p>
-    <w:p>
-      <w:pPr>
-        <w:pStyle w:val="ListBullet"/>
-      </w:pPr>
-      <w:r>
-        <w:t>Recomputed: adj_non_product, adj_al_severance_tax, adj_misc_billing, adj_freight, adj_car_charges, adj_freight_hide.</w:t>
-      </w:r>
-    </w:p>
-    <w:p>
-      <w:pPr>
-        <w:pStyle w:val="ListBullet"/>
-      </w:pPr>
-      <w:r>
-        <w:t>Requires a one-time fact rebuild (MANUAL_OVERWRITE = True) for the adj_* VALUES. The 6 named bucket measures (2.1) were added to the generator + twin and need only a twin redeploy - no rebuild. Column names and $ formats are unchanged.</w:t>
+        <w:t>Report grain: SO-line × F4074 adjustment. Fact grain: SO-line (one row per sales_order_line_key). The buckets are collapsed to line grain on the fact via a per-line F4074 aggregation, so the LEFT join to F4074 never fans out the line grain.</w:t>
       </w:r>
     </w:p>
     <w:p>
       <w:r>
         <w:rPr>
-          <w:b/>
-          <w:sz w:val="28"/>
+          <w:b w:val="0"/>
+          <w:i w:val="0"/>
         </w:rPr>
-        <w:t>2.  The six buckets - old vs new formula</w:t>
+        <w:t>Page filters (apply in Power BI): order_type ≠ "SX", last_status_num &lt; 980, next_status_num = 620.</w:t>
+      </w:r>
+    </w:p>
+    <w:p>
+      <w:pPr>
+        <w:pStyle w:val="Heading1"/>
+      </w:pPr>
+      <w:r>
+        <w:t>2. Value principle — SDAEXP attribution</w:t>
       </w:r>
     </w:p>
     <w:p>
       <w:r>
-        <w:t>On the fact each bucket is materialized as: adj_&lt;bucket&gt; = extended_price (SDAEXP) x per-line match count. The count is the number of F4074 rows on the line whose adjustment matches the bucket predicate - this reproduces the report's line-grain SUM(CASE WHEN &lt;predicate&gt; THEN SDAEXP).</w:t>
+        <w:rPr>
+          <w:b w:val="0"/>
+          <w:i w:val="0"/>
+        </w:rPr>
+        <w:t>Every bucket is the LINE extended price (SDAEXP = fact column extended_price) attributed to a category. This reproduces the report's SUM(CASE WHEN &lt;predicate&gt; THEN SDAEXP) at line grain. Two component types combine into each bucket:</w:t>
       </w:r>
     </w:p>
     <w:tbl>
       <w:tblPr>
         <w:tblStyle w:val="LightGrid-Accent1"/>
         <w:tblW w:type="auto" w:w="0"/>
+        <w:tblLayout w:type="autofit"/>
         <w:tblLook w:firstColumn="1" w:firstRow="1" w:lastColumn="0" w:lastRow="0" w:noHBand="0" w:noVBand="1" w:val="04A0"/>
       </w:tblPr>
       <w:tblGrid>
-        <w:gridCol w:w="2160"/>
-        <w:gridCol w:w="2160"/>
-        <w:gridCol w:w="2160"/>
-        <w:gridCol w:w="2160"/>
+        <w:gridCol w:w="2880"/>
+        <w:gridCol w:w="2880"/>
+        <w:gridCol w:w="2880"/>
       </w:tblGrid>
       <w:tr>
         <w:tc>
           <w:tcPr>
-            <w:tcW w:type="dxa" w:w="2160"/>
+            <w:tcW w:type="dxa" w:w="2016"/>
+            <w:shd w:val="clear" w:color="auto" w:fill="2E5496"/>
           </w:tcPr>
           <w:p>
             <w:r/>
             <w:r>
               <w:rPr>
                 <w:b/>
+                <w:color w:val="FFFFFF"/>
+                <w:sz w:val="18"/>
               </w:rPr>
-              <w:t>Display column</w:t>
+              <w:t>Component type</w:t>
             </w:r>
           </w:p>
         </w:tc>
         <w:tc>
           <w:tcPr>
-            <w:tcW w:type="dxa" w:w="2160"/>
+            <w:tcW w:type="dxa" w:w="4752"/>
+            <w:shd w:val="clear" w:color="auto" w:fill="2E5496"/>
           </w:tcPr>
           <w:p>
             <w:r/>
             <w:r>
               <w:rPr>
                 <w:b/>
+                <w:color w:val="FFFFFF"/>
+                <w:sz w:val="18"/>
               </w:rPr>
-              <w:t>Gold column</w:t>
+              <w:t>How it contributes</w:t>
             </w:r>
           </w:p>
         </w:tc>
         <w:tc>
           <w:tcPr>
-            <w:tcW w:type="dxa" w:w="2160"/>
+            <w:tcW w:type="dxa" w:w="3744"/>
+            <w:shd w:val="clear" w:color="auto" w:fill="2E5496"/>
           </w:tcPr>
           <w:p>
             <w:r/>
             <w:r>
               <w:rPr>
                 <w:b/>
+                <w:color w:val="FFFFFF"/>
+                <w:sz w:val="18"/>
               </w:rPr>
-              <w:t>OLD basis (ALAST -&gt; ALUPRC x tons)</w:t>
+              <w:t>Rationale</w:t>
+            </w:r>
+          </w:p>
+        </w:tc>
+      </w:tr>
+      <w:tr>
+        <w:tc>
+          <w:tcPr>
+            <w:tcW w:type="dxa" w:w="2016"/>
+          </w:tcPr>
+          <w:p>
+            <w:r/>
+            <w:r>
+              <w:rPr>
+                <w:sz w:val="18"/>
+              </w:rPr>
+              <w:t>Adjustment-keyed</w:t>
             </w:r>
           </w:p>
         </w:tc>
         <w:tc>
           <w:tcPr>
+            <w:tcW w:type="dxa" w:w="4752"/>
+          </w:tcPr>
+          <w:p>
+            <w:r/>
+            <w:r>
+              <w:rPr>
+                <w:sz w:val="18"/>
+              </w:rPr>
+              <w:t>extended_price × COUNT of matching F4074 adjustment rows on the line</w:t>
+            </w:r>
+          </w:p>
+        </w:tc>
+        <w:tc>
+          <w:tcPr>
+            <w:tcW w:type="dxa" w:w="3744"/>
+          </w:tcPr>
+          <w:p>
+            <w:r/>
+            <w:r>
+              <w:rPr>
+                <w:sz w:val="18"/>
+              </w:rPr>
+              <w:t>Faithful to SUM(CASE..SDAEXP) across the line×adjustment rows; equals a plain indicator for the normal single-adjustment line.</w:t>
+            </w:r>
+          </w:p>
+        </w:tc>
+      </w:tr>
+      <w:tr>
+        <w:tc>
+          <w:tcPr>
+            <w:tcW w:type="dxa" w:w="2016"/>
+          </w:tcPr>
+          <w:p>
+            <w:r/>
+            <w:r>
+              <w:rPr>
+                <w:sz w:val="18"/>
+              </w:rPr>
+              <w:t>Line-keyed</w:t>
+            </w:r>
+          </w:p>
+        </w:tc>
+        <w:tc>
+          <w:tcPr>
+            <w:tcW w:type="dxa" w:w="4752"/>
+          </w:tcPr>
+          <w:p>
+            <w:r/>
+            <w:r>
+              <w:rPr>
+                <w:sz w:val="18"/>
+              </w:rPr>
+              <w:t>extended_price ONCE when the line itself qualifies (freight lines by 3rd-item prefix / item text / URCD)</w:t>
+            </w:r>
+          </w:p>
+        </w:tc>
+        <w:tc>
+          <w:tcPr>
+            <w:tcW w:type="dxa" w:w="3744"/>
+          </w:tcPr>
+          <w:p>
+            <w:r/>
+            <w:r>
+              <w:rPr>
+                <w:sz w:val="18"/>
+              </w:rPr>
+              <w:t>Tags the line's extended price into a category once; not multiplied by adjustment count (freight lines normally carry no F4074 adjustment).</w:t>
+            </w:r>
+          </w:p>
+        </w:tc>
+      </w:tr>
+    </w:tbl>
+    <w:p/>
+    <w:p>
+      <w:r>
+        <w:rPr>
+          <w:b w:val="0"/>
+          <w:i/>
+        </w:rPr>
+        <w:t>ep = COALESCE(extended_price, 0). Classification inputs are all existing fact columns — no new column is added by this rule.</w:t>
+      </w:r>
+    </w:p>
+    <w:p>
+      <w:pPr>
+        <w:pStyle w:val="Heading1"/>
+      </w:pPr>
+      <w:r>
+        <w:t>3. The six buckets</w:t>
+      </w:r>
+    </w:p>
+    <w:tbl>
+      <w:tblPr>
+        <w:tblStyle w:val="LightGrid-Accent1"/>
+        <w:tblW w:type="auto" w:w="0"/>
+        <w:tblLayout w:type="autofit"/>
+        <w:tblLook w:firstColumn="1" w:firstRow="1" w:lastColumn="0" w:lastRow="0" w:noHBand="0" w:noVBand="1" w:val="04A0"/>
+      </w:tblPr>
+      <w:tblGrid>
+        <w:gridCol w:w="2880"/>
+        <w:gridCol w:w="2880"/>
+        <w:gridCol w:w="2880"/>
+      </w:tblGrid>
+      <w:tr>
+        <w:tc>
+          <w:tcPr>
             <w:tcW w:type="dxa" w:w="2160"/>
+            <w:shd w:val="clear" w:color="auto" w:fill="2E5496"/>
           </w:tcPr>
           <w:p>
             <w:r/>
             <w:r>
               <w:rPr>
                 <w:b/>
+                <w:color w:val="FFFFFF"/>
+                <w:sz w:val="18"/>
               </w:rPr>
-              <w:t>NEW predicate (drives the count)</w:t>
+              <w:t>Bucket (measure)</w:t>
+            </w:r>
+          </w:p>
+        </w:tc>
+        <w:tc>
+          <w:tcPr>
+            <w:tcW w:type="dxa" w:w="3456"/>
+            <w:shd w:val="clear" w:color="auto" w:fill="2E5496"/>
+          </w:tcPr>
+          <w:p>
+            <w:r/>
+            <w:r>
+              <w:rPr>
+                <w:b/>
+                <w:color w:val="FFFFFF"/>
+                <w:sz w:val="18"/>
+              </w:rPr>
+              <w:t>Adjustment-keyed part</w:t>
+            </w:r>
+          </w:p>
+        </w:tc>
+        <w:tc>
+          <w:tcPr>
+            <w:tcW w:type="dxa" w:w="4896"/>
+            <w:shd w:val="clear" w:color="auto" w:fill="2E5496"/>
+          </w:tcPr>
+          <w:p>
+            <w:r/>
+            <w:r>
+              <w:rPr>
+                <w:b/>
+                <w:color w:val="FFFFFF"/>
+                <w:sz w:val="18"/>
+              </w:rPr>
+              <w:t>Line-keyed part (freight lines / items)</w:t>
             </w:r>
           </w:p>
         </w:tc>
@@ -155,38 +315,42 @@
             <w:tcW w:type="dxa" w:w="2160"/>
           </w:tcPr>
           <w:p>
+            <w:r/>
             <w:r>
-              <w:t>Non Product</w:t>
+              <w:rPr>
+                <w:sz w:val="18"/>
+              </w:rPr>
+              <w:t>Freight</w:t>
             </w:r>
           </w:p>
         </w:tc>
         <w:tc>
           <w:tcPr>
-            <w:tcW w:type="dxa" w:w="2160"/>
+            <w:tcW w:type="dxa" w:w="3456"/>
           </w:tcPr>
           <w:p>
+            <w:r/>
             <w:r>
-              <w:t>adj_non_product</w:t>
+              <w:rPr>
+                <w:sz w:val="18"/>
+              </w:rPr>
+              <w:t>ep × (n_fr1 + n_fr2)</w:t>
+              <w:br/>
+              <w:t>ALAPRP1 ∈ {FR1, FR2}</w:t>
             </w:r>
           </w:p>
         </w:tc>
         <w:tc>
           <w:tcPr>
-            <w:tcW w:type="dxa" w:w="2160"/>
+            <w:tcW w:type="dxa" w:w="4896"/>
           </w:tcPr>
           <w:p>
+            <w:r/>
             <w:r>
-              <w:t>PPSLB, CASLB</w:t>
-            </w:r>
-          </w:p>
-        </w:tc>
-        <w:tc>
-          <w:tcPr>
-            <w:tcW w:type="dxa" w:w="2160"/>
-          </w:tcPr>
-          <w:p>
-            <w:r>
-              <w:t>ALAPRP1 = 'NON'</w:t>
+              <w:rPr>
+                <w:sz w:val="18"/>
+              </w:rPr>
+              <w:t>+ ep if LEFT(SDAITM,3) ∈ {BIL, FRE, FUE, TRA} or RAI (SDLNTY ∈ F/FT)</w:t>
             </w:r>
           </w:p>
         </w:tc>
@@ -197,38 +361,42 @@
             <w:tcW w:type="dxa" w:w="2160"/>
           </w:tcPr>
           <w:p>
+            <w:r/>
             <w:r>
+              <w:rPr>
+                <w:sz w:val="18"/>
+              </w:rPr>
               <w:t>AL Severance Tax</w:t>
             </w:r>
           </w:p>
         </w:tc>
         <w:tc>
           <w:tcPr>
-            <w:tcW w:type="dxa" w:w="2160"/>
+            <w:tcW w:type="dxa" w:w="3456"/>
           </w:tcPr>
           <w:p>
+            <w:r/>
             <w:r>
-              <w:t>adj_al_severance_tax</w:t>
+              <w:rPr>
+                <w:sz w:val="18"/>
+              </w:rPr>
+              <w:t>ep × n_ala</w:t>
+              <w:br/>
+              <w:t>ALAPRP1 = ALA</w:t>
             </w:r>
           </w:p>
         </w:tc>
         <w:tc>
           <w:tcPr>
-            <w:tcW w:type="dxa" w:w="2160"/>
+            <w:tcW w:type="dxa" w:w="4896"/>
           </w:tcPr>
           <w:p>
+            <w:r/>
             <w:r>
-              <w:t>ALST</w:t>
-            </w:r>
-          </w:p>
-        </w:tc>
-        <w:tc>
-          <w:tcPr>
-            <w:tcW w:type="dxa" w:w="2160"/>
-          </w:tcPr>
-          <w:p>
-            <w:r>
-              <w:t>ALAPRP1 = 'ALA'</w:t>
+              <w:rPr>
+                <w:sz w:val="18"/>
+              </w:rPr>
+              <w:t>+ ep if LEFT(SDAITM,3) = ALA (SDLNTY ∈ F/FT)</w:t>
             </w:r>
           </w:p>
         </w:tc>
@@ -239,38 +407,42 @@
             <w:tcW w:type="dxa" w:w="2160"/>
           </w:tcPr>
           <w:p>
+            <w:r/>
             <w:r>
-              <w:t>Misc Billing</w:t>
+              <w:rPr>
+                <w:sz w:val="18"/>
+              </w:rPr>
+              <w:t>Car Charges</w:t>
             </w:r>
           </w:p>
         </w:tc>
         <w:tc>
           <w:tcPr>
-            <w:tcW w:type="dxa" w:w="2160"/>
+            <w:tcW w:type="dxa" w:w="3456"/>
           </w:tcPr>
           <w:p>
+            <w:r/>
             <w:r>
-              <w:t>adj_misc_billing</w:t>
+              <w:rPr>
+                <w:sz w:val="18"/>
+              </w:rPr>
+              <w:t>ep × n_car</w:t>
+              <w:br/>
+              <w:t>ALAPRP1 = CAR</w:t>
             </w:r>
           </w:p>
         </w:tc>
         <w:tc>
           <w:tcPr>
-            <w:tcW w:type="dxa" w:w="2160"/>
+            <w:tcW w:type="dxa" w:w="4896"/>
           </w:tcPr>
           <w:p>
+            <w:r/>
             <w:r>
-              <w:t>PP06 ... PP99</w:t>
-            </w:r>
-          </w:p>
-        </w:tc>
-        <w:tc>
-          <w:tcPr>
-            <w:tcW w:type="dxa" w:w="2160"/>
-          </w:tcPr>
-          <w:p>
-            <w:r>
-              <w:t>ALAPRP1 = 'ACR'  OR  LEFT(ALAST,2) = 'PP'</w:t>
+              <w:rPr>
+                <w:sz w:val="18"/>
+              </w:rPr>
+              <w:t>—</w:t>
             </w:r>
           </w:p>
         </w:tc>
@@ -281,38 +453,42 @@
             <w:tcW w:type="dxa" w:w="2160"/>
           </w:tcPr>
           <w:p>
+            <w:r/>
             <w:r>
-              <w:t>Freight</w:t>
+              <w:rPr>
+                <w:sz w:val="18"/>
+              </w:rPr>
+              <w:t>Misc Billing</w:t>
             </w:r>
           </w:p>
         </w:tc>
         <w:tc>
           <w:tcPr>
-            <w:tcW w:type="dxa" w:w="2160"/>
+            <w:tcW w:type="dxa" w:w="3456"/>
           </w:tcPr>
           <w:p>
+            <w:r/>
             <w:r>
-              <w:t>adj_freight</w:t>
+              <w:rPr>
+                <w:sz w:val="18"/>
+              </w:rPr>
+              <w:t>ep × n_acrpp</w:t>
+              <w:br/>
+              <w:t>ALAPRP1 = ACR OR LEFT(ALAST,2) = PP</w:t>
             </w:r>
           </w:p>
         </w:tc>
         <w:tc>
           <w:tcPr>
-            <w:tcW w:type="dxa" w:w="2160"/>
+            <w:tcW w:type="dxa" w:w="4896"/>
           </w:tcPr>
           <w:p>
+            <w:r/>
             <w:r>
-              <w:t>FRTTAXN, FRTTAXY</w:t>
-            </w:r>
-          </w:p>
-        </w:tc>
-        <w:tc>
-          <w:tcPr>
-            <w:tcW w:type="dxa" w:w="2160"/>
-          </w:tcPr>
-          <w:p>
-            <w:r>
-              <w:t>ALAPRP1 = 'FR1'</w:t>
+              <w:rPr>
+                <w:sz w:val="18"/>
+              </w:rPr>
+              <w:t>+ ep if SDAITM ∈ {MISC BILLING, TRANSLOAD CHARGES, BANKING FEE, EXPEDITE FEE, ''} (non-freight) OR LEFT(SDAITM,3) ∈ {HEA, MIS, PAL, SHA, WIR, SHR} (SDLNTY ∈ F/FT)</w:t>
             </w:r>
           </w:p>
         </w:tc>
@@ -323,38 +499,42 @@
             <w:tcW w:type="dxa" w:w="2160"/>
           </w:tcPr>
           <w:p>
+            <w:r/>
             <w:r>
-              <w:t>Car Charges</w:t>
+              <w:rPr>
+                <w:sz w:val="18"/>
+              </w:rPr>
+              <w:t>Non Product</w:t>
             </w:r>
           </w:p>
         </w:tc>
         <w:tc>
           <w:tcPr>
-            <w:tcW w:type="dxa" w:w="2160"/>
+            <w:tcW w:type="dxa" w:w="3456"/>
           </w:tcPr>
           <w:p>
+            <w:r/>
             <w:r>
-              <w:t>adj_car_charges</w:t>
+              <w:rPr>
+                <w:sz w:val="18"/>
+              </w:rPr>
+              <w:t>ep × n_non</w:t>
+              <w:br/>
+              <w:t>ALAPRP1 = NON</w:t>
             </w:r>
           </w:p>
         </w:tc>
         <w:tc>
           <w:tcPr>
-            <w:tcW w:type="dxa" w:w="2160"/>
+            <w:tcW w:type="dxa" w:w="4896"/>
           </w:tcPr>
           <w:p>
+            <w:r/>
             <w:r>
-              <w:t>COLPALN, COLPALT</w:t>
-            </w:r>
-          </w:p>
-        </w:tc>
-        <w:tc>
-          <w:tcPr>
-            <w:tcW w:type="dxa" w:w="2160"/>
-          </w:tcPr>
-          <w:p>
-            <w:r>
-              <w:t>ALAPRP1 = 'CAR'</w:t>
+              <w:rPr>
+                <w:sz w:val="18"/>
+              </w:rPr>
+              <w:t>+ ep if SDURCD ∈ {NP, N3} (non-freight)</w:t>
             </w:r>
           </w:p>
         </w:tc>
@@ -365,128 +545,126 @@
             <w:tcW w:type="dxa" w:w="2160"/>
           </w:tcPr>
           <w:p>
+            <w:r/>
             <w:r>
+              <w:rPr>
+                <w:sz w:val="18"/>
+              </w:rPr>
               <w:t>Freight Hide</w:t>
             </w:r>
           </w:p>
         </w:tc>
         <w:tc>
           <w:tcPr>
-            <w:tcW w:type="dxa" w:w="2160"/>
+            <w:tcW w:type="dxa" w:w="3456"/>
           </w:tcPr>
           <w:p>
+            <w:r/>
             <w:r>
-              <w:t>adj_freight_hide</w:t>
+              <w:rPr>
+                <w:sz w:val="18"/>
+              </w:rPr>
+              <w:t>ep × n_hide</w:t>
+              <w:br/>
+              <w:t>ALAST = FRTHIDE, gated by ALUOM×SDUOM pair (§5)</w:t>
             </w:r>
           </w:p>
         </w:tc>
         <w:tc>
           <w:tcPr>
-            <w:tcW w:type="dxa" w:w="2160"/>
+            <w:tcW w:type="dxa" w:w="4896"/>
           </w:tcPr>
           <w:p>
+            <w:r/>
             <w:r>
-              <w:t>FRTHIDE</w:t>
-            </w:r>
-          </w:p>
-        </w:tc>
-        <w:tc>
-          <w:tcPr>
-            <w:tcW w:type="dxa" w:w="2160"/>
-          </w:tcPr>
-          <w:p>
-            <w:r>
-              <w:t>ALAST = 'FRTHIDE'</w:t>
+              <w:rPr>
+                <w:sz w:val="18"/>
+              </w:rPr>
+              <w:t>—</w:t>
             </w:r>
           </w:p>
         </w:tc>
       </w:tr>
     </w:tbl>
+    <w:p/>
     <w:p>
+      <w:pPr>
+        <w:pStyle w:val="Heading1"/>
+      </w:pPr>
       <w:r>
-        <w:t>Equivalent report/SQL form for each bucket:  SUM(CASE WHEN &lt;NEW predicate&gt; THEN F4211.SDAEXP END).</w:t>
+        <w:t>4. Per-line F4074 counts (f4074_buckets)</w:t>
       </w:r>
     </w:p>
     <w:p>
       <w:r>
         <w:rPr>
-          <w:b/>
-          <w:sz w:val="26"/>
+          <w:b w:val="0"/>
+          <w:i w:val="0"/>
         </w:rPr>
-        <w:t>2.1  Named measures (generator + twin)</w:t>
-      </w:r>
-    </w:p>
-    <w:p>
-      <w:r>
-        <w:t>Six named measures wrap the adj_* columns so the report binds clean fields (folder "SOP620 Adjustments"). These were added to the generator + runtime + twin; they need only a twin redeploy/refresh, not a fact rebuild. The underlying columns still work directly - either is valid in a visual.</w:t>
+        <w:t>The per-line F4074 aggregation emits nine match counts (SUM of 1 per matching adjustment row), grouped by (company_key_order_no, document_order_invoice_e, order_type, line_number):</w:t>
       </w:r>
     </w:p>
     <w:tbl>
       <w:tblPr>
         <w:tblStyle w:val="LightGrid-Accent1"/>
         <w:tblW w:type="auto" w:w="0"/>
+        <w:tblLayout w:type="autofit"/>
         <w:tblLook w:firstColumn="1" w:firstRow="1" w:lastColumn="0" w:lastRow="0" w:noHBand="0" w:noVBand="1" w:val="04A0"/>
       </w:tblPr>
       <w:tblGrid>
-        <w:gridCol w:w="2160"/>
-        <w:gridCol w:w="2160"/>
-        <w:gridCol w:w="2160"/>
-        <w:gridCol w:w="2160"/>
+        <w:gridCol w:w="2880"/>
+        <w:gridCol w:w="2880"/>
+        <w:gridCol w:w="2880"/>
       </w:tblGrid>
       <w:tr>
         <w:tc>
           <w:tcPr>
-            <w:tcW w:type="dxa" w:w="2160"/>
+            <w:tcW w:type="dxa" w:w="1728"/>
+            <w:shd w:val="clear" w:color="auto" w:fill="2E5496"/>
           </w:tcPr>
           <w:p>
             <w:r/>
             <w:r>
               <w:rPr>
                 <w:b/>
+                <w:color w:val="FFFFFF"/>
+                <w:sz w:val="18"/>
               </w:rPr>
-              <w:t>Measure</w:t>
+              <w:t>Count</w:t>
             </w:r>
           </w:p>
         </w:tc>
         <w:tc>
           <w:tcPr>
-            <w:tcW w:type="dxa" w:w="2160"/>
+            <w:tcW w:type="dxa" w:w="4896"/>
+            <w:shd w:val="clear" w:color="auto" w:fill="2E5496"/>
           </w:tcPr>
           <w:p>
             <w:r/>
             <w:r>
               <w:rPr>
                 <w:b/>
+                <w:color w:val="FFFFFF"/>
+                <w:sz w:val="18"/>
               </w:rPr>
-              <w:t>DAX</w:t>
+              <w:t>Predicate (F4074)</w:t>
             </w:r>
           </w:p>
         </w:tc>
         <w:tc>
           <w:tcPr>
-            <w:tcW w:type="dxa" w:w="2160"/>
+            <w:tcW w:type="dxa" w:w="3888"/>
+            <w:shd w:val="clear" w:color="auto" w:fill="2E5496"/>
           </w:tcPr>
           <w:p>
             <w:r/>
             <w:r>
               <w:rPr>
                 <w:b/>
+                <w:color w:val="FFFFFF"/>
+                <w:sz w:val="18"/>
               </w:rPr>
-              <w:t>Format</w:t>
-            </w:r>
-          </w:p>
-        </w:tc>
-        <w:tc>
-          <w:tcPr>
-            <w:tcW w:type="dxa" w:w="2160"/>
-          </w:tcPr>
-          <w:p>
-            <w:r/>
-            <w:r>
-              <w:rPr>
-                <w:b/>
-              </w:rPr>
-              <w:t>Display folder</w:t>
+              <w:t>JDE / Silver</w:t>
             </w:r>
           </w:p>
         </w:tc>
@@ -494,41 +672,43 @@
       <w:tr>
         <w:tc>
           <w:tcPr>
-            <w:tcW w:type="dxa" w:w="2160"/>
+            <w:tcW w:type="dxa" w:w="1728"/>
           </w:tcPr>
           <w:p>
+            <w:r/>
             <w:r>
-              <w:t>Non Product</w:t>
+              <w:rPr>
+                <w:sz w:val="18"/>
+              </w:rPr>
+              <w:t>n_non</w:t>
             </w:r>
           </w:p>
         </w:tc>
         <w:tc>
           <w:tcPr>
-            <w:tcW w:type="dxa" w:w="2160"/>
+            <w:tcW w:type="dxa" w:w="4896"/>
           </w:tcPr>
           <w:p>
+            <w:r/>
             <w:r>
-              <w:t>SUM('fact_sales_order_freight'[adj_non_product])</w:t>
+              <w:rPr>
+                <w:sz w:val="18"/>
+              </w:rPr>
+              <w:t>ALAPRP1 = 'NON'</w:t>
             </w:r>
           </w:p>
         </w:tc>
         <w:tc>
           <w:tcPr>
-            <w:tcW w:type="dxa" w:w="2160"/>
+            <w:tcW w:type="dxa" w:w="3888"/>
           </w:tcPr>
           <w:p>
+            <w:r/>
             <w:r>
-              <w:t>$#,0.00</w:t>
-            </w:r>
-          </w:p>
-        </w:tc>
-        <w:tc>
-          <w:tcPr>
-            <w:tcW w:type="dxa" w:w="2160"/>
-          </w:tcPr>
-          <w:p>
-            <w:r>
-              <w:t>SOP620 Adjustments</w:t>
+              <w:rPr>
+                <w:sz w:val="18"/>
+              </w:rPr>
+              <w:t>ALAPRP1 = pricing_report_code_01</w:t>
             </w:r>
           </w:p>
         </w:tc>
@@ -536,41 +716,42 @@
       <w:tr>
         <w:tc>
           <w:tcPr>
-            <w:tcW w:type="dxa" w:w="2160"/>
+            <w:tcW w:type="dxa" w:w="1728"/>
           </w:tcPr>
           <w:p>
+            <w:r/>
             <w:r>
-              <w:t>AL Severance Tax</w:t>
+              <w:rPr>
+                <w:sz w:val="18"/>
+              </w:rPr>
+              <w:t>n_ala</w:t>
             </w:r>
           </w:p>
         </w:tc>
         <w:tc>
           <w:tcPr>
-            <w:tcW w:type="dxa" w:w="2160"/>
+            <w:tcW w:type="dxa" w:w="4896"/>
           </w:tcPr>
           <w:p>
+            <w:r/>
             <w:r>
-              <w:t>SUM('fact_sales_order_freight'[adj_al_severance_tax])</w:t>
+              <w:rPr>
+                <w:sz w:val="18"/>
+              </w:rPr>
+              <w:t>ALAPRP1 = 'ALA'</w:t>
             </w:r>
           </w:p>
         </w:tc>
         <w:tc>
           <w:tcPr>
-            <w:tcW w:type="dxa" w:w="2160"/>
+            <w:tcW w:type="dxa" w:w="3888"/>
           </w:tcPr>
           <w:p>
+            <w:r/>
             <w:r>
-              <w:t>$#,0.00</w:t>
-            </w:r>
-          </w:p>
-        </w:tc>
-        <w:tc>
-          <w:tcPr>
-            <w:tcW w:type="dxa" w:w="2160"/>
-          </w:tcPr>
-          <w:p>
-            <w:r>
-              <w:t>SOP620 Adjustments</w:t>
+              <w:rPr>
+                <w:sz w:val="18"/>
+              </w:rPr>
             </w:r>
           </w:p>
         </w:tc>
@@ -578,41 +759,42 @@
       <w:tr>
         <w:tc>
           <w:tcPr>
-            <w:tcW w:type="dxa" w:w="2160"/>
+            <w:tcW w:type="dxa" w:w="1728"/>
           </w:tcPr>
           <w:p>
+            <w:r/>
             <w:r>
-              <w:t>Misc Billing</w:t>
+              <w:rPr>
+                <w:sz w:val="18"/>
+              </w:rPr>
+              <w:t>n_car</w:t>
             </w:r>
           </w:p>
         </w:tc>
         <w:tc>
           <w:tcPr>
-            <w:tcW w:type="dxa" w:w="2160"/>
+            <w:tcW w:type="dxa" w:w="4896"/>
           </w:tcPr>
           <w:p>
+            <w:r/>
             <w:r>
-              <w:t>SUM('fact_sales_order_freight'[adj_misc_billing])</w:t>
+              <w:rPr>
+                <w:sz w:val="18"/>
+              </w:rPr>
+              <w:t>ALAPRP1 = 'CAR'</w:t>
             </w:r>
           </w:p>
         </w:tc>
         <w:tc>
           <w:tcPr>
-            <w:tcW w:type="dxa" w:w="2160"/>
+            <w:tcW w:type="dxa" w:w="3888"/>
           </w:tcPr>
           <w:p>
+            <w:r/>
             <w:r>
-              <w:t>$#,0.00</w:t>
-            </w:r>
-          </w:p>
-        </w:tc>
-        <w:tc>
-          <w:tcPr>
-            <w:tcW w:type="dxa" w:w="2160"/>
-          </w:tcPr>
-          <w:p>
-            <w:r>
-              <w:t>SOP620 Adjustments</w:t>
+              <w:rPr>
+                <w:sz w:val="18"/>
+              </w:rPr>
             </w:r>
           </w:p>
         </w:tc>
@@ -620,41 +802,42 @@
       <w:tr>
         <w:tc>
           <w:tcPr>
-            <w:tcW w:type="dxa" w:w="2160"/>
+            <w:tcW w:type="dxa" w:w="1728"/>
           </w:tcPr>
           <w:p>
+            <w:r/>
             <w:r>
-              <w:t>Freight</w:t>
+              <w:rPr>
+                <w:sz w:val="18"/>
+              </w:rPr>
+              <w:t>n_fr1</w:t>
             </w:r>
           </w:p>
         </w:tc>
         <w:tc>
           <w:tcPr>
-            <w:tcW w:type="dxa" w:w="2160"/>
+            <w:tcW w:type="dxa" w:w="4896"/>
           </w:tcPr>
           <w:p>
+            <w:r/>
             <w:r>
-              <w:t>SUM('fact_sales_order_freight'[adj_freight])</w:t>
+              <w:rPr>
+                <w:sz w:val="18"/>
+              </w:rPr>
+              <w:t>ALAPRP1 = 'FR1'</w:t>
             </w:r>
           </w:p>
         </w:tc>
         <w:tc>
           <w:tcPr>
-            <w:tcW w:type="dxa" w:w="2160"/>
+            <w:tcW w:type="dxa" w:w="3888"/>
           </w:tcPr>
           <w:p>
+            <w:r/>
             <w:r>
-              <w:t>$#,0.00</w:t>
-            </w:r>
-          </w:p>
-        </w:tc>
-        <w:tc>
-          <w:tcPr>
-            <w:tcW w:type="dxa" w:w="2160"/>
-          </w:tcPr>
-          <w:p>
-            <w:r>
-              <w:t>SOP620 Adjustments</w:t>
+              <w:rPr>
+                <w:sz w:val="18"/>
+              </w:rPr>
             </w:r>
           </w:p>
         </w:tc>
@@ -662,41 +845,42 @@
       <w:tr>
         <w:tc>
           <w:tcPr>
-            <w:tcW w:type="dxa" w:w="2160"/>
+            <w:tcW w:type="dxa" w:w="1728"/>
           </w:tcPr>
           <w:p>
+            <w:r/>
             <w:r>
-              <w:t>Car Charges</w:t>
+              <w:rPr>
+                <w:sz w:val="18"/>
+              </w:rPr>
+              <w:t>n_fr2</w:t>
             </w:r>
           </w:p>
         </w:tc>
         <w:tc>
           <w:tcPr>
-            <w:tcW w:type="dxa" w:w="2160"/>
+            <w:tcW w:type="dxa" w:w="4896"/>
           </w:tcPr>
           <w:p>
+            <w:r/>
             <w:r>
-              <w:t>SUM('fact_sales_order_freight'[adj_car_charges])</w:t>
+              <w:rPr>
+                <w:sz w:val="18"/>
+              </w:rPr>
+              <w:t>ALAPRP1 = 'FR2'</w:t>
             </w:r>
           </w:p>
         </w:tc>
         <w:tc>
           <w:tcPr>
-            <w:tcW w:type="dxa" w:w="2160"/>
+            <w:tcW w:type="dxa" w:w="3888"/>
           </w:tcPr>
           <w:p>
+            <w:r/>
             <w:r>
-              <w:t>$#,0.00</w:t>
-            </w:r>
-          </w:p>
-        </w:tc>
-        <w:tc>
-          <w:tcPr>
-            <w:tcW w:type="dxa" w:w="2160"/>
-          </w:tcPr>
-          <w:p>
-            <w:r>
-              <w:t>SOP620 Adjustments</w:t>
+              <w:rPr>
+                <w:sz w:val="18"/>
+              </w:rPr>
             </w:r>
           </w:p>
         </w:tc>
@@ -704,121 +888,43 @@
       <w:tr>
         <w:tc>
           <w:tcPr>
-            <w:tcW w:type="dxa" w:w="2160"/>
+            <w:tcW w:type="dxa" w:w="1728"/>
           </w:tcPr>
           <w:p>
+            <w:r/>
             <w:r>
-              <w:t>Freight Hide</w:t>
+              <w:rPr>
+                <w:sz w:val="18"/>
+              </w:rPr>
+              <w:t>n_acrpp</w:t>
             </w:r>
           </w:p>
         </w:tc>
         <w:tc>
           <w:tcPr>
-            <w:tcW w:type="dxa" w:w="2160"/>
+            <w:tcW w:type="dxa" w:w="4896"/>
           </w:tcPr>
           <w:p>
+            <w:r/>
             <w:r>
-              <w:t>SUM('fact_sales_order_freight'[adj_freight_hide])</w:t>
+              <w:rPr>
+                <w:sz w:val="18"/>
+              </w:rPr>
+              <w:t>ALAPRP1 = 'ACR' OR LEFT(ALAST,2) = 'PP'</w:t>
             </w:r>
           </w:p>
         </w:tc>
         <w:tc>
           <w:tcPr>
-            <w:tcW w:type="dxa" w:w="2160"/>
-          </w:tcPr>
-          <w:p>
-            <w:r>
-              <w:t>$#,0.00</w:t>
-            </w:r>
-          </w:p>
-        </w:tc>
-        <w:tc>
-          <w:tcPr>
-            <w:tcW w:type="dxa" w:w="2160"/>
-          </w:tcPr>
-          <w:p>
-            <w:r>
-              <w:t>SOP620 Adjustments</w:t>
-            </w:r>
-          </w:p>
-        </w:tc>
-      </w:tr>
-    </w:tbl>
-    <w:p>
-      <w:r>
-        <w:rPr>
-          <w:b/>
-          <w:sz w:val="28"/>
-        </w:rPr>
-        <w:t>3.  New column - price_adjustment_print_code (ALAPRP1)</w:t>
-      </w:r>
-    </w:p>
-    <w:tbl>
-      <w:tblPr>
-        <w:tblStyle w:val="LightGrid-Accent1"/>
-        <w:tblW w:type="auto" w:w="0"/>
-        <w:tblLook w:firstColumn="1" w:firstRow="1" w:lastColumn="0" w:lastRow="0" w:noHBand="0" w:noVBand="1" w:val="04A0"/>
-      </w:tblPr>
-      <w:tblGrid>
-        <w:gridCol w:w="2160"/>
-        <w:gridCol w:w="2160"/>
-        <w:gridCol w:w="2160"/>
-        <w:gridCol w:w="2160"/>
-      </w:tblGrid>
-      <w:tr>
-        <w:tc>
-          <w:tcPr>
-            <w:tcW w:type="dxa" w:w="2160"/>
+            <w:tcW w:type="dxa" w:w="3888"/>
           </w:tcPr>
           <w:p>
             <w:r/>
             <w:r>
               <w:rPr>
-                <w:b/>
+                <w:sz w:val="18"/>
               </w:rPr>
-              <w:t>Fact column</w:t>
-            </w:r>
-          </w:p>
-        </w:tc>
-        <w:tc>
-          <w:tcPr>
-            <w:tcW w:type="dxa" w:w="2160"/>
-          </w:tcPr>
-          <w:p>
-            <w:r/>
-            <w:r>
-              <w:rPr>
-                <w:b/>
-              </w:rPr>
-              <w:t>JDE</w:t>
-            </w:r>
-          </w:p>
-        </w:tc>
-        <w:tc>
-          <w:tcPr>
-            <w:tcW w:type="dxa" w:w="2160"/>
-          </w:tcPr>
-          <w:p>
-            <w:r/>
-            <w:r>
-              <w:rPr>
-                <w:b/>
-              </w:rPr>
-              <w:t>Silver source</w:t>
-            </w:r>
-          </w:p>
-        </w:tc>
-        <w:tc>
-          <w:tcPr>
-            <w:tcW w:type="dxa" w:w="2160"/>
-          </w:tcPr>
-          <w:p>
-            <w:r/>
-            <w:r>
-              <w:rPr>
-                <w:b/>
-              </w:rPr>
-              <w:t>Notes</w:t>
+              <w:t>ALAST = price_adjustment_type</w:t>
             </w:r>
           </w:p>
         </w:tc>
@@ -826,59 +932,426 @@
       <w:tr>
         <w:tc>
           <w:tcPr>
-            <w:tcW w:type="dxa" w:w="2160"/>
+            <w:tcW w:type="dxa" w:w="1728"/>
           </w:tcPr>
           <w:p>
+            <w:r/>
             <w:r>
-              <w:t>price_adjustment_print_code</w:t>
+              <w:rPr>
+                <w:sz w:val="18"/>
+              </w:rPr>
+              <w:t>n_hide_tm</w:t>
             </w:r>
           </w:p>
         </w:tc>
         <w:tc>
           <w:tcPr>
-            <w:tcW w:type="dxa" w:w="2160"/>
+            <w:tcW w:type="dxa" w:w="4896"/>
           </w:tcPr>
           <w:p>
+            <w:r/>
             <w:r>
-              <w:t>ALAPRP1</w:t>
+              <w:rPr>
+                <w:sz w:val="18"/>
+              </w:rPr>
+              <w:t>ALAST = 'FRTHIDE' AND ALUOM = 'TM'</w:t>
             </w:r>
           </w:p>
         </w:tc>
         <w:tc>
           <w:tcPr>
-            <w:tcW w:type="dxa" w:w="2160"/>
+            <w:tcW w:type="dxa" w:w="3888"/>
           </w:tcPr>
           <w:p>
+            <w:r/>
             <w:r>
-              <w:t>pricing_report_code_01</w:t>
+              <w:rPr>
+                <w:sz w:val="18"/>
+              </w:rPr>
+              <w:t>ALUOM = uom_as_input</w:t>
+            </w:r>
+          </w:p>
+        </w:tc>
+      </w:tr>
+      <w:tr>
+        <w:tc>
+          <w:tcPr>
+            <w:tcW w:type="dxa" w:w="1728"/>
+          </w:tcPr>
+          <w:p>
+            <w:r/>
+            <w:r>
+              <w:rPr>
+                <w:sz w:val="18"/>
+              </w:rPr>
+              <w:t>n_hide_tn</w:t>
             </w:r>
           </w:p>
         </w:tc>
         <w:tc>
           <w:tcPr>
-            <w:tcW w:type="dxa" w:w="2160"/>
+            <w:tcW w:type="dxa" w:w="4896"/>
           </w:tcPr>
           <w:p>
+            <w:r/>
             <w:r>
-              <w:t>Trimmed; taken from the single row_number-picked F4074 row per line (same row as price_adjustment_type / ALAST). Physical filter column - not exposed as a twin slicer by default (like price_adjustment_type).</w:t>
+              <w:rPr>
+                <w:sz w:val="18"/>
+              </w:rPr>
+              <w:t>ALAST = 'FRTHIDE' AND ALUOM = 'TN'</w:t>
+            </w:r>
+          </w:p>
+        </w:tc>
+        <w:tc>
+          <w:tcPr>
+            <w:tcW w:type="dxa" w:w="3888"/>
+          </w:tcPr>
+          <w:p>
+            <w:r/>
+            <w:r>
+              <w:rPr>
+                <w:sz w:val="18"/>
+              </w:rPr>
+            </w:r>
+          </w:p>
+        </w:tc>
+      </w:tr>
+      <w:tr>
+        <w:tc>
+          <w:tcPr>
+            <w:tcW w:type="dxa" w:w="1728"/>
+          </w:tcPr>
+          <w:p>
+            <w:r/>
+            <w:r>
+              <w:rPr>
+                <w:sz w:val="18"/>
+              </w:rPr>
+              <w:t>n_hide_bg</w:t>
+            </w:r>
+          </w:p>
+        </w:tc>
+        <w:tc>
+          <w:tcPr>
+            <w:tcW w:type="dxa" w:w="4896"/>
+          </w:tcPr>
+          <w:p>
+            <w:r/>
+            <w:r>
+              <w:rPr>
+                <w:sz w:val="18"/>
+              </w:rPr>
+              <w:t>ALAST = 'FRTHIDE' AND ALUOM = 'BG'</w:t>
+            </w:r>
+          </w:p>
+        </w:tc>
+        <w:tc>
+          <w:tcPr>
+            <w:tcW w:type="dxa" w:w="3888"/>
+          </w:tcPr>
+          <w:p>
+            <w:r/>
+            <w:r>
+              <w:rPr>
+                <w:sz w:val="18"/>
+              </w:rPr>
             </w:r>
           </w:p>
         </w:tc>
       </w:tr>
     </w:tbl>
+    <w:p/>
     <w:p>
       <w:r>
         <w:rPr>
-          <w:b/>
-          <w:sz w:val="28"/>
+          <w:b w:val="0"/>
+          <w:i/>
         </w:rPr>
-        <w:t>4.  Other SOP620 display columns - UNCHANGED</w:t>
+        <w:t>These counts are intermediates — dropped before the fact is written (final projection = FACT_BUSINESS_COLS only). The six adj_* $ columns are the only persisted output of this rule.</w:t>
+      </w:r>
+    </w:p>
+    <w:p>
+      <w:pPr>
+        <w:pStyle w:val="Heading1"/>
+      </w:pPr>
+      <w:r>
+        <w:t>5. Freight Hide — ALUOM × SDUOM gating</w:t>
+      </w:r>
+    </w:p>
+    <w:p>
+      <w:r>
+        <w:rPr>
+          <w:b w:val="0"/>
+          <w:i w:val="0"/>
+        </w:rPr>
+        <w:t>Freight Hide counts a FRTHIDE adjustment only when its ALUOM and the line's SDUOM form one of five pairs. On the fact, n_hide is assembled from the per-ALUOM counts using the line UOM:</w:t>
       </w:r>
     </w:p>
     <w:tbl>
       <w:tblPr>
         <w:tblStyle w:val="LightGrid-Accent1"/>
         <w:tblW w:type="auto" w:w="0"/>
+        <w:tblLayout w:type="autofit"/>
+        <w:tblLook w:firstColumn="1" w:firstRow="1" w:lastColumn="0" w:lastRow="0" w:noHBand="0" w:noVBand="1" w:val="04A0"/>
+      </w:tblPr>
+      <w:tblGrid>
+        <w:gridCol w:w="2880"/>
+        <w:gridCol w:w="2880"/>
+        <w:gridCol w:w="2880"/>
+      </w:tblGrid>
+      <w:tr>
+        <w:tc>
+          <w:tcPr>
+            <w:tcW w:type="dxa" w:w="1584"/>
+            <w:shd w:val="clear" w:color="auto" w:fill="2E5496"/>
+          </w:tcPr>
+          <w:p>
+            <w:r/>
+            <w:r>
+              <w:rPr>
+                <w:b/>
+                <w:color w:val="FFFFFF"/>
+                <w:sz w:val="18"/>
+              </w:rPr>
+              <w:t>Line SDUOM</w:t>
+            </w:r>
+          </w:p>
+        </w:tc>
+        <w:tc>
+          <w:tcPr>
+            <w:tcW w:type="dxa" w:w="4752"/>
+            <w:shd w:val="clear" w:color="auto" w:fill="2E5496"/>
+          </w:tcPr>
+          <w:p>
+            <w:r/>
+            <w:r>
+              <w:rPr>
+                <w:b/>
+                <w:color w:val="FFFFFF"/>
+                <w:sz w:val="18"/>
+              </w:rPr>
+              <w:t>Qualifying ALUOM (pairs)</w:t>
+            </w:r>
+          </w:p>
+        </w:tc>
+        <w:tc>
+          <w:tcPr>
+            <w:tcW w:type="dxa" w:w="4176"/>
+            <w:shd w:val="clear" w:color="auto" w:fill="2E5496"/>
+          </w:tcPr>
+          <w:p>
+            <w:r/>
+            <w:r>
+              <w:rPr>
+                <w:b/>
+                <w:color w:val="FFFFFF"/>
+                <w:sz w:val="18"/>
+              </w:rPr>
+              <w:t>n_hide =</w:t>
+            </w:r>
+          </w:p>
+        </w:tc>
+      </w:tr>
+      <w:tr>
+        <w:tc>
+          <w:tcPr>
+            <w:tcW w:type="dxa" w:w="1584"/>
+          </w:tcPr>
+          <w:p>
+            <w:r/>
+            <w:r>
+              <w:rPr>
+                <w:sz w:val="18"/>
+              </w:rPr>
+              <w:t>BG</w:t>
+            </w:r>
+          </w:p>
+        </w:tc>
+        <w:tc>
+          <w:tcPr>
+            <w:tcW w:type="dxa" w:w="4752"/>
+          </w:tcPr>
+          <w:p>
+            <w:r/>
+            <w:r>
+              <w:rPr>
+                <w:sz w:val="18"/>
+              </w:rPr>
+              <w:t>TM, TN, BG  → (TM/BG), (TN/BG), (BG/BG)</w:t>
+            </w:r>
+          </w:p>
+        </w:tc>
+        <w:tc>
+          <w:tcPr>
+            <w:tcW w:type="dxa" w:w="4176"/>
+          </w:tcPr>
+          <w:p>
+            <w:r/>
+            <w:r>
+              <w:rPr>
+                <w:sz w:val="18"/>
+              </w:rPr>
+              <w:t>n_hide_tm + n_hide_tn + n_hide_bg</w:t>
+            </w:r>
+          </w:p>
+        </w:tc>
+      </w:tr>
+      <w:tr>
+        <w:tc>
+          <w:tcPr>
+            <w:tcW w:type="dxa" w:w="1584"/>
+          </w:tcPr>
+          <w:p>
+            <w:r/>
+            <w:r>
+              <w:rPr>
+                <w:sz w:val="18"/>
+              </w:rPr>
+              <w:t>TN</w:t>
+            </w:r>
+          </w:p>
+        </w:tc>
+        <w:tc>
+          <w:tcPr>
+            <w:tcW w:type="dxa" w:w="4752"/>
+          </w:tcPr>
+          <w:p>
+            <w:r/>
+            <w:r>
+              <w:rPr>
+                <w:sz w:val="18"/>
+              </w:rPr>
+              <w:t>TN  → (TN/TN)</w:t>
+            </w:r>
+          </w:p>
+        </w:tc>
+        <w:tc>
+          <w:tcPr>
+            <w:tcW w:type="dxa" w:w="4176"/>
+          </w:tcPr>
+          <w:p>
+            <w:r/>
+            <w:r>
+              <w:rPr>
+                <w:sz w:val="18"/>
+              </w:rPr>
+              <w:t>n_hide_tn</w:t>
+            </w:r>
+          </w:p>
+        </w:tc>
+      </w:tr>
+      <w:tr>
+        <w:tc>
+          <w:tcPr>
+            <w:tcW w:type="dxa" w:w="1584"/>
+          </w:tcPr>
+          <w:p>
+            <w:r/>
+            <w:r>
+              <w:rPr>
+                <w:sz w:val="18"/>
+              </w:rPr>
+              <w:t>TM</w:t>
+            </w:r>
+          </w:p>
+        </w:tc>
+        <w:tc>
+          <w:tcPr>
+            <w:tcW w:type="dxa" w:w="4752"/>
+          </w:tcPr>
+          <w:p>
+            <w:r/>
+            <w:r>
+              <w:rPr>
+                <w:sz w:val="18"/>
+              </w:rPr>
+              <w:t>TM  → (TM/TM)</w:t>
+            </w:r>
+          </w:p>
+        </w:tc>
+        <w:tc>
+          <w:tcPr>
+            <w:tcW w:type="dxa" w:w="4176"/>
+          </w:tcPr>
+          <w:p>
+            <w:r/>
+            <w:r>
+              <w:rPr>
+                <w:sz w:val="18"/>
+              </w:rPr>
+              <w:t>n_hide_tm</w:t>
+            </w:r>
+          </w:p>
+        </w:tc>
+      </w:tr>
+      <w:tr>
+        <w:tc>
+          <w:tcPr>
+            <w:tcW w:type="dxa" w:w="1584"/>
+          </w:tcPr>
+          <w:p>
+            <w:r/>
+            <w:r>
+              <w:rPr>
+                <w:sz w:val="18"/>
+              </w:rPr>
+              <w:t>other</w:t>
+            </w:r>
+          </w:p>
+        </w:tc>
+        <w:tc>
+          <w:tcPr>
+            <w:tcW w:type="dxa" w:w="4752"/>
+          </w:tcPr>
+          <w:p>
+            <w:r/>
+            <w:r>
+              <w:rPr>
+                <w:sz w:val="18"/>
+              </w:rPr>
+              <w:t>—</w:t>
+            </w:r>
+          </w:p>
+        </w:tc>
+        <w:tc>
+          <w:tcPr>
+            <w:tcW w:type="dxa" w:w="4176"/>
+          </w:tcPr>
+          <w:p>
+            <w:r/>
+            <w:r>
+              <w:rPr>
+                <w:sz w:val="18"/>
+              </w:rPr>
+              <w:t>0</w:t>
+            </w:r>
+          </w:p>
+        </w:tc>
+      </w:tr>
+    </w:tbl>
+    <w:p/>
+    <w:p>
+      <w:pPr>
+        <w:pStyle w:val="Heading1"/>
+      </w:pPr>
+      <w:r>
+        <w:t>6. Named measures</w:t>
+      </w:r>
+    </w:p>
+    <w:p>
+      <w:r>
+        <w:rPr>
+          <w:b w:val="0"/>
+          <w:i w:val="0"/>
+        </w:rPr>
+        <w:t>The six buckets are exposed as named DAX measures (semantic-model folder "SOP620 Adjustments", format $#,0.00):</w:t>
+      </w:r>
+    </w:p>
+    <w:tbl>
+      <w:tblPr>
+        <w:tblStyle w:val="LightGrid-Accent1"/>
+        <w:tblW w:type="auto" w:w="0"/>
+        <w:tblLayout w:type="autofit"/>
         <w:tblLook w:firstColumn="1" w:firstRow="1" w:lastColumn="0" w:lastRow="0" w:noHBand="0" w:noVBand="1" w:val="04A0"/>
       </w:tblPr>
       <w:tblGrid>
@@ -888,13 +1361,254 @@
       <w:tr>
         <w:tc>
           <w:tcPr>
-            <w:tcW w:type="dxa" w:w="4320"/>
+            <w:tcW w:type="dxa" w:w="2304"/>
+            <w:shd w:val="clear" w:color="auto" w:fill="2E5496"/>
           </w:tcPr>
           <w:p>
             <w:r/>
             <w:r>
               <w:rPr>
                 <w:b/>
+                <w:color w:val="FFFFFF"/>
+                <w:sz w:val="18"/>
+              </w:rPr>
+              <w:t>Measure</w:t>
+            </w:r>
+          </w:p>
+        </w:tc>
+        <w:tc>
+          <w:tcPr>
+            <w:tcW w:type="dxa" w:w="7632"/>
+            <w:shd w:val="clear" w:color="auto" w:fill="2E5496"/>
+          </w:tcPr>
+          <w:p>
+            <w:r/>
+            <w:r>
+              <w:rPr>
+                <w:b/>
+                <w:color w:val="FFFFFF"/>
+                <w:sz w:val="18"/>
+              </w:rPr>
+              <w:t>DAX</w:t>
+            </w:r>
+          </w:p>
+        </w:tc>
+      </w:tr>
+      <w:tr>
+        <w:tc>
+          <w:tcPr>
+            <w:tcW w:type="dxa" w:w="2304"/>
+          </w:tcPr>
+          <w:p>
+            <w:r/>
+            <w:r>
+              <w:rPr>
+                <w:sz w:val="18"/>
+              </w:rPr>
+              <w:t>Non Product</w:t>
+            </w:r>
+          </w:p>
+        </w:tc>
+        <w:tc>
+          <w:tcPr>
+            <w:tcW w:type="dxa" w:w="7632"/>
+          </w:tcPr>
+          <w:p>
+            <w:r/>
+            <w:r>
+              <w:rPr>
+                <w:sz w:val="18"/>
+              </w:rPr>
+              <w:t>SUM(fact_sales_order_freight[adj_non_product])</w:t>
+            </w:r>
+          </w:p>
+        </w:tc>
+      </w:tr>
+      <w:tr>
+        <w:tc>
+          <w:tcPr>
+            <w:tcW w:type="dxa" w:w="2304"/>
+          </w:tcPr>
+          <w:p>
+            <w:r/>
+            <w:r>
+              <w:rPr>
+                <w:sz w:val="18"/>
+              </w:rPr>
+              <w:t>AL Severance Tax</w:t>
+            </w:r>
+          </w:p>
+        </w:tc>
+        <w:tc>
+          <w:tcPr>
+            <w:tcW w:type="dxa" w:w="7632"/>
+          </w:tcPr>
+          <w:p>
+            <w:r/>
+            <w:r>
+              <w:rPr>
+                <w:sz w:val="18"/>
+              </w:rPr>
+              <w:t>SUM(fact_sales_order_freight[adj_al_severance_tax])</w:t>
+            </w:r>
+          </w:p>
+        </w:tc>
+      </w:tr>
+      <w:tr>
+        <w:tc>
+          <w:tcPr>
+            <w:tcW w:type="dxa" w:w="2304"/>
+          </w:tcPr>
+          <w:p>
+            <w:r/>
+            <w:r>
+              <w:rPr>
+                <w:sz w:val="18"/>
+              </w:rPr>
+              <w:t>Misc Billing</w:t>
+            </w:r>
+          </w:p>
+        </w:tc>
+        <w:tc>
+          <w:tcPr>
+            <w:tcW w:type="dxa" w:w="7632"/>
+          </w:tcPr>
+          <w:p>
+            <w:r/>
+            <w:r>
+              <w:rPr>
+                <w:sz w:val="18"/>
+              </w:rPr>
+              <w:t>SUM(fact_sales_order_freight[adj_misc_billing])</w:t>
+            </w:r>
+          </w:p>
+        </w:tc>
+      </w:tr>
+      <w:tr>
+        <w:tc>
+          <w:tcPr>
+            <w:tcW w:type="dxa" w:w="2304"/>
+          </w:tcPr>
+          <w:p>
+            <w:r/>
+            <w:r>
+              <w:rPr>
+                <w:sz w:val="18"/>
+              </w:rPr>
+              <w:t>Freight</w:t>
+            </w:r>
+          </w:p>
+        </w:tc>
+        <w:tc>
+          <w:tcPr>
+            <w:tcW w:type="dxa" w:w="7632"/>
+          </w:tcPr>
+          <w:p>
+            <w:r/>
+            <w:r>
+              <w:rPr>
+                <w:sz w:val="18"/>
+              </w:rPr>
+              <w:t>SUM(fact_sales_order_freight[adj_freight])</w:t>
+            </w:r>
+          </w:p>
+        </w:tc>
+      </w:tr>
+      <w:tr>
+        <w:tc>
+          <w:tcPr>
+            <w:tcW w:type="dxa" w:w="2304"/>
+          </w:tcPr>
+          <w:p>
+            <w:r/>
+            <w:r>
+              <w:rPr>
+                <w:sz w:val="18"/>
+              </w:rPr>
+              <w:t>Car Charges</w:t>
+            </w:r>
+          </w:p>
+        </w:tc>
+        <w:tc>
+          <w:tcPr>
+            <w:tcW w:type="dxa" w:w="7632"/>
+          </w:tcPr>
+          <w:p>
+            <w:r/>
+            <w:r>
+              <w:rPr>
+                <w:sz w:val="18"/>
+              </w:rPr>
+              <w:t>SUM(fact_sales_order_freight[adj_car_charges])</w:t>
+            </w:r>
+          </w:p>
+        </w:tc>
+      </w:tr>
+      <w:tr>
+        <w:tc>
+          <w:tcPr>
+            <w:tcW w:type="dxa" w:w="2304"/>
+          </w:tcPr>
+          <w:p>
+            <w:r/>
+            <w:r>
+              <w:rPr>
+                <w:sz w:val="18"/>
+              </w:rPr>
+              <w:t>Freight Hide</w:t>
+            </w:r>
+          </w:p>
+        </w:tc>
+        <w:tc>
+          <w:tcPr>
+            <w:tcW w:type="dxa" w:w="7632"/>
+          </w:tcPr>
+          <w:p>
+            <w:r/>
+            <w:r>
+              <w:rPr>
+                <w:sz w:val="18"/>
+              </w:rPr>
+              <w:t>SUM(fact_sales_order_freight[adj_freight_hide])</w:t>
+            </w:r>
+          </w:p>
+        </w:tc>
+      </w:tr>
+    </w:tbl>
+    <w:p/>
+    <w:p>
+      <w:pPr>
+        <w:pStyle w:val="Heading1"/>
+      </w:pPr>
+      <w:r>
+        <w:t>7. Total Tons, Product Price, Price Per Ton</w:t>
+      </w:r>
+    </w:p>
+    <w:tbl>
+      <w:tblPr>
+        <w:tblStyle w:val="LightGrid-Accent1"/>
+        <w:tblW w:type="auto" w:w="0"/>
+        <w:tblLayout w:type="autofit"/>
+        <w:tblLook w:firstColumn="1" w:firstRow="1" w:lastColumn="0" w:lastRow="0" w:noHBand="0" w:noVBand="1" w:val="04A0"/>
+      </w:tblPr>
+      <w:tblGrid>
+        <w:gridCol w:w="2880"/>
+        <w:gridCol w:w="2880"/>
+        <w:gridCol w:w="2880"/>
+      </w:tblGrid>
+      <w:tr>
+        <w:tc>
+          <w:tcPr>
+            <w:tcW w:type="dxa" w:w="1872"/>
+            <w:shd w:val="clear" w:color="auto" w:fill="2E5496"/>
+          </w:tcPr>
+          <w:p>
+            <w:r/>
+            <w:r>
+              <w:rPr>
+                <w:b/>
+                <w:color w:val="FFFFFF"/>
+                <w:sz w:val="18"/>
               </w:rPr>
               <w:t>Column</w:t>
             </w:r>
@@ -902,15 +1616,35 @@
         </w:tc>
         <w:tc>
           <w:tcPr>
-            <w:tcW w:type="dxa" w:w="4320"/>
+            <w:tcW w:type="dxa" w:w="5760"/>
+            <w:shd w:val="clear" w:color="auto" w:fill="2E5496"/>
           </w:tcPr>
           <w:p>
             <w:r/>
             <w:r>
               <w:rPr>
                 <w:b/>
+                <w:color w:val="FFFFFF"/>
+                <w:sz w:val="18"/>
               </w:rPr>
-              <w:t>Formula</w:t>
+              <w:t>Definition</w:t>
+            </w:r>
+          </w:p>
+        </w:tc>
+        <w:tc>
+          <w:tcPr>
+            <w:tcW w:type="dxa" w:w="2880"/>
+            <w:shd w:val="clear" w:color="auto" w:fill="2E5496"/>
+          </w:tcPr>
+          <w:p>
+            <w:r/>
+            <w:r>
+              <w:rPr>
+                <w:b/>
+                <w:color w:val="FFFFFF"/>
+                <w:sz w:val="18"/>
+              </w:rPr>
+              <w:t>Status</w:t>
             </w:r>
           </w:p>
         </w:tc>
@@ -918,21 +1652,43 @@
       <w:tr>
         <w:tc>
           <w:tcPr>
-            <w:tcW w:type="dxa" w:w="4320"/>
+            <w:tcW w:type="dxa" w:w="1872"/>
           </w:tcPr>
           <w:p>
+            <w:r/>
             <w:r>
-              <w:t>Total Tons</w:t>
+              <w:rPr>
+                <w:sz w:val="18"/>
+              </w:rPr>
+              <w:t>Product Price</w:t>
             </w:r>
           </w:p>
         </w:tc>
         <w:tc>
           <w:tcPr>
-            <w:tcW w:type="dxa" w:w="4320"/>
+            <w:tcW w:type="dxa" w:w="5760"/>
           </w:tcPr>
           <w:p>
+            <w:r/>
             <w:r>
-              <w:t>SUM(SDUORG x [F41002-&gt;F41003-&gt;IMUOM1 conversion to TN])  =  measure Ordered Tons</w:t>
+              <w:rPr>
+                <w:sz w:val="18"/>
+              </w:rPr>
+              <w:t>SUM(extended_price) — measure Product Price</w:t>
+            </w:r>
+          </w:p>
+        </w:tc>
+        <w:tc>
+          <w:tcPr>
+            <w:tcW w:type="dxa" w:w="2880"/>
+          </w:tcPr>
+          <w:p>
+            <w:r/>
+            <w:r>
+              <w:rPr>
+                <w:sz w:val="18"/>
+              </w:rPr>
+              <w:t>Correct at line grain</w:t>
             </w:r>
           </w:p>
         </w:tc>
@@ -940,21 +1696,43 @@
       <w:tr>
         <w:tc>
           <w:tcPr>
-            <w:tcW w:type="dxa" w:w="4320"/>
+            <w:tcW w:type="dxa" w:w="1872"/>
           </w:tcPr>
           <w:p>
+            <w:r/>
             <w:r>
-              <w:t>Product Price</w:t>
+              <w:rPr>
+                <w:sz w:val="18"/>
+              </w:rPr>
+              <w:t>Total Tons</w:t>
             </w:r>
           </w:p>
         </w:tc>
         <w:tc>
           <w:tcPr>
-            <w:tcW w:type="dxa" w:w="4320"/>
+            <w:tcW w:type="dxa" w:w="5760"/>
           </w:tcPr>
           <w:p>
+            <w:r/>
             <w:r>
-              <w:t>SUM(SDAEXP)  =  measure Product Price</w:t>
+              <w:rPr>
+                <w:sz w:val="18"/>
+              </w:rPr>
+              <w:t>Report RC19: SDUORG × [F41002(UMMCU='')→F41003→(SDUOM=IMUOM1?1)] with COUNT&gt;1→NULL guard. Fact Ordered Tons uses conversion_to_tons_rate (F41002-only).</w:t>
+            </w:r>
+          </w:p>
+        </w:tc>
+        <w:tc>
+          <w:tcPr>
+            <w:tcW w:type="dxa" w:w="2880"/>
+          </w:tcPr>
+          <w:p>
+            <w:r/>
+            <w:r>
+              <w:rPr>
+                <w:sz w:val="18"/>
+              </w:rPr>
+              <w:t>⚠ Fact cascade not yet extended — separate track (moves BvP + all tons)</w:t>
             </w:r>
           </w:p>
         </w:tc>
@@ -962,139 +1740,126 @@
       <w:tr>
         <w:tc>
           <w:tcPr>
-            <w:tcW w:type="dxa" w:w="4320"/>
+            <w:tcW w:type="dxa" w:w="1872"/>
           </w:tcPr>
           <w:p>
+            <w:r/>
             <w:r>
+              <w:rPr>
+                <w:sz w:val="18"/>
+              </w:rPr>
               <w:t>Price Per Ton</w:t>
             </w:r>
           </w:p>
         </w:tc>
         <w:tc>
           <w:tcPr>
-            <w:tcW w:type="dxa" w:w="4320"/>
+            <w:tcW w:type="dxa" w:w="5760"/>
           </w:tcPr>
           <w:p>
+            <w:r/>
             <w:r>
-              <w:t>Product Price / tons  =  measure Price Per Ton (DIVIDE(Product Price, Quantity Shipped Tons))</w:t>
+              <w:rPr>
+                <w:sz w:val="18"/>
+              </w:rPr>
+              <w:t>Product Price ÷ Total Tons</w:t>
+            </w:r>
+          </w:p>
+        </w:tc>
+        <w:tc>
+          <w:tcPr>
+            <w:tcW w:type="dxa" w:w="2880"/>
+          </w:tcPr>
+          <w:p>
+            <w:r/>
+            <w:r>
+              <w:rPr>
+                <w:sz w:val="18"/>
+              </w:rPr>
+              <w:t>Bind to Price Per Ton (Ordered) = DIVIDE([Product Price],[Ordered Tons]); NOT shipped tons (0 at status 620 → blank)</w:t>
             </w:r>
           </w:p>
         </w:tc>
       </w:tr>
     </w:tbl>
-    <w:p>
-      <w:r>
-        <w:rPr>
-          <w:b/>
-          <w:sz w:val="28"/>
-        </w:rPr>
-        <w:t>5.  Implementation (nb_eso1_gold_fact_sales_order_freight.py)</w:t>
-      </w:r>
-    </w:p>
+    <w:p/>
     <w:p>
       <w:pPr>
-        <w:pStyle w:val="ListBullet"/>
+        <w:pStyle w:val="Heading1"/>
       </w:pPr>
       <w:r>
-        <w:t>f4074w (picked row): added price_adjustment_print_code = TRIM(pricing_report_code_01).</w:t>
-      </w:r>
-    </w:p>
-    <w:p>
-      <w:pPr>
-        <w:pStyle w:val="ListBullet"/>
-      </w:pPr>
-      <w:r>
-        <w:t>f4074_buckets: replaced the ALAST-code ALUPRC SUM with a per-line COUNT of rows matching each bucket predicate (_FB_PREDS), keyed on ALAPRP1 with ALAST fallbacks.</w:t>
-      </w:r>
-    </w:p>
-    <w:p>
-      <w:pPr>
-        <w:pStyle w:val="ListBullet"/>
-      </w:pPr>
-      <w:r>
-        <w:t>adj_* computation: changed from bkt x quantity_shipped_tons to extended_price x bkt-count.</w:t>
-      </w:r>
-    </w:p>
-    <w:p>
-      <w:pPr>
-        <w:pStyle w:val="ListBullet"/>
-      </w:pPr>
-      <w:r>
-        <w:t>Schema: added price_adjustment_print_code to FACT_BUSINESS_COLS + the fact SELECT. The bkt_* intermediates are still dropped before write (final select keeps only FACT_BUSINESS_COLS).</w:t>
+        <w:t>8. Open items &amp; deferred work</w:t>
       </w:r>
     </w:p>
     <w:p>
       <w:r>
         <w:rPr>
           <w:b/>
-          <w:sz w:val="28"/>
+          <w:i w:val="0"/>
         </w:rPr>
-        <w:t>6.  Decisions &amp; caveats</w:t>
+        <w:t>Two defensible defaults are coded — confirm against the report's field definitions (one reconciled Hubble row per bucket):</w:t>
       </w:r>
     </w:p>
     <w:p>
-      <w:pPr>
-        <w:pStyle w:val="ListBullet"/>
-      </w:pPr>
       <w:r>
-        <w:t>Freight = FR1 only. The updated SQL keeps FR1 and FR2 as separate freight print codes; only FR1 feeds the single displayed Freight bucket. To include FR2, change _aprp == "FR1" to _aprp.isin("FR1","FR2").</w:t>
+        <w:rPr>
+          <w:b w:val="0"/>
+          <w:i w:val="0"/>
+        </w:rPr>
+        <w:t xml:space="preserve">  (1) Component→bucket assignment: FL-Handling → Misc Billing; FL-Dry, Dryer-Tailings (SDLITM), A03-product, and SDPROV='1' are NOT in the six buckets (they feed Product Price / Total Tons in the SQL).</w:t>
       </w:r>
     </w:p>
     <w:p>
-      <w:pPr>
-        <w:pStyle w:val="ListBullet"/>
-      </w:pPr>
       <w:r>
-        <w:t>Count-multiply (faithful to Hubble): a line carrying two same-code adjustments contributes its SDAEXP twice, exactly as the SQL's SUM(CASE...) does. To attribute the line price once instead, change F.sum(F.when(pred,1)...) to F.max(F.when(pred,1)...) so bkt_* becomes a 0/1 flag.</w:t>
-      </w:r>
-    </w:p>
-    <w:p>
-      <w:pPr>
-        <w:pStyle w:val="ListBullet"/>
-      </w:pPr>
-      <w:r>
-        <w:t>Grain unchanged: f4074_buckets groups on the line key and LEFT-joins - one row per line, no fan-out. Row count is identical to before.</w:t>
+        <w:rPr>
+          <w:b w:val="0"/>
+          <w:i w:val="0"/>
+        </w:rPr>
+        <w:t xml:space="preserve">  (2) Fan-out policy: count-weighted for adjustment-keyed parts (ep × n), which equals the indicator for the normal single-adjustment line.</w:t>
       </w:r>
     </w:p>
     <w:p>
       <w:r>
         <w:rPr>
           <w:b/>
-          <w:sz w:val="28"/>
+          <w:i w:val="0"/>
         </w:rPr>
-        <w:t>7.  Result neutrality, rebuild &amp; validation</w:t>
+        <w:t>Deferred (broad blast radius — separate, independently-verified change):</w:t>
+      </w:r>
+    </w:p>
+    <w:p>
+      <w:r>
+        <w:rPr>
+          <w:b w:val="0"/>
+          <w:i w:val="0"/>
+        </w:rPr>
+        <w:t xml:space="preserve">  • Total-Tons cascade (conversion_to_tons_rate → full F41002/F41003/IMUOM1). Changing it moves the committed BvP report's Tons column and every tons measure — verify F41002 setup on Fabric first.</w:t>
       </w:r>
     </w:p>
     <w:p>
       <w:pPr>
-        <w:pStyle w:val="ListBullet"/>
+        <w:pStyle w:val="Heading1"/>
       </w:pPr>
       <w:r>
-        <w:t>Result-neutral for the whole model EXCEPT the 6 adj_* bucket values (+ the new column). No DAX measure references the buckets; no committed report visual binds them; all other columns, measures, and the row count are unchanged.</w:t>
+        <w:t>9. Build &amp; isolation</w:t>
       </w:r>
     </w:p>
     <w:p>
-      <w:pPr>
-        <w:pStyle w:val="ListBullet"/>
-      </w:pPr>
       <w:r>
-        <w:t>The only place values change is a report that displays the 6 buckets directly (the SOP620 / SOP bucket-pivot report in the PBI service) - the intended correction to match the updated Hubble SQL.</w:t>
+        <w:rPr>
+          <w:b w:val="0"/>
+          <w:i w:val="0"/>
+        </w:rPr>
+        <w:t>The rewrite is isolated: no report visual binds adj_* or the six named measures; the column set is unchanged (same six adj_*). Row count and every non-adj_* column are byte-identical — only the six adj_* values change. The validation §7 bucket_parity guard (Delta time-travel) confirms this on rebuild.</w:t>
       </w:r>
     </w:p>
     <w:p>
-      <w:pPr>
-        <w:pStyle w:val="ListBullet"/>
-      </w:pPr>
       <w:r>
-        <w:t>Rebuild: run the fact with MANUAL_OVERWRITE = True, then flip back to False. Redeploy/refresh the twin (no schema change to the exposed columns).</w:t>
-      </w:r>
-    </w:p>
-    <w:p>
-      <w:pPr>
-        <w:pStyle w:val="ListBullet"/>
-      </w:pPr>
-      <w:r>
-        <w:t>Validation: nb_validate_gold_eso1.py section 7 (bucket_parity) compares the latest Delta version against the previous one - asserts identical row count and byte-identical values on every non-adj_* column, keyed by sales_order_line_key. Auto-skips once the previous build already carries the new schema.</w:t>
+        <w:rPr>
+          <w:b w:val="0"/>
+          <w:i/>
+        </w:rPr>
+        <w:t>Rebuild: set MANUAL_OVERWRITE=True, run nb_eso1_gold_fact_sales_order_freight.py (materializes the recomputed adj_*), then flip back to False. The named measures need only a twin redeploy — no rebuild.</w:t>
       </w:r>
     </w:p>
     <w:sectPr>
@@ -1470,6 +2235,10 @@
     <w:name w:val="Normal"/>
     <w:qFormat/>
     <w:rsid w:val="00FC693F"/>
+    <w:rPr>
+      <w:rFonts w:ascii="Calibri" w:hAnsi="Calibri"/>
+      <w:sz w:val="20"/>
+    </w:rPr>
   </w:style>
   <w:style w:type="paragraph" w:styleId="Header">
     <w:name w:val="header"/>
